--- a/output/Maximus_Sr_Analyst_Business_Analysis/Ebenezer_Rolston_Maximus_Sr_Analyst_Business_Analysis_Interview_Prep.docx
+++ b/output/Maximus_Sr_Analyst_Business_Analysis/Ebenezer_Rolston_Maximus_Sr_Analyst_Business_Analysis_Interview_Prep.docx
@@ -139,7 +139,7 @@
           <w:color w:val="28323C"/>
           <w:sz w:val="19"/>
         </w:rPr>
-        <w:t xml:space="preserve"> Government requirements are often written in legal, statutory, or policy language. The Sr. BA must deconstruct these complex requirements into clear, testable user stories with unambiguous acceptance criteria.</w:t>
+        <w:t xml:space="preserve"> Government requirements are often written in legal, statutory, or policy language. The Sr. BA must deconstruct these complex requirements into clear, testable user stories with unambiguous acceptance criteria and schema-governed validation bounds.</w:t>
       </w:r>
     </w:p>
     <w:p>
@@ -169,7 +169,7 @@
           <w:color w:val="28323C"/>
           <w:sz w:val="19"/>
         </w:rPr>
-        <w:t xml:space="preserve"> System modifications frequently touch underlying relational schemas, state reporting interfaces, and federal audit trails. The BA must write SQL queries to validate data models, extract reports, and verify pre/post-change consistency.</w:t>
+        <w:t xml:space="preserve"> System modifications frequently touch underlying relational schemas, state reporting interfaces, and federal audit trails. The BA must write SQL queries to validate data models, extract reports, and verify pre/post-change consistency using automated reconciliation scripts.</w:t>
       </w:r>
     </w:p>
     <w:p>
@@ -451,7 +451,7 @@
           <w:color w:val="28323C"/>
           <w:sz w:val="19"/>
         </w:rPr>
-        <w:t xml:space="preserve"> Author detailed test cases mapped to business requirements; execute testing in staging environments to validate software releases.</w:t>
+        <w:t xml:space="preserve"> Author detailed test cases mapped to business requirements; execute testing in staging environments to validate software releases using deterministic verification gates.</w:t>
       </w:r>
     </w:p>
     <w:p>
@@ -793,7 +793,7 @@
           <w:color w:val="28323C"/>
           <w:sz w:val="19"/>
         </w:rPr>
-        <w:t xml:space="preserve"> I organized structured discovery workshops with bureau program managers. I developed visual process flow diagrams (BPMN) and user stories with explicit "Given-When-Then" acceptance criteria. For every data entity, I codified validation rules, data typing, and nullability constraints in a centralized traceability matrix.</w:t>
+        <w:t xml:space="preserve"> I organized structured discovery workshops with bureau program managers. I developed visual process flow diagrams (BPMN) and user stories with explicit "Given-When-Then" acceptance criteria. For every data entity, I codified validation rules, data typing, and nullability constraints in a centralized traceability matrix, establishing clear input/output contracts.</w:t>
       </w:r>
     </w:p>
     <w:p>
@@ -1285,7 +1285,7 @@
           <w:color w:val="28323C"/>
           <w:sz w:val="19"/>
         </w:rPr>
-        <w:t xml:space="preserve"> I developed a comprehensive functional test matrix covering positive, negative, and boundary test scenarios. I authored detailed test cases in Jira/Confluence detailing preconditions, input datasets, expected state transitions, and audit log entries. I executed test runs across test environments, logged defect tickets with exact reproduction steps, and verified fixes with developers.</w:t>
+        <w:t xml:space="preserve"> I developed a comprehensive functional test matrix covering positive, negative, and boundary test scenarios. I authored detailed test cases in Jira/Confluence detailing preconditions, input datasets, expected state transitions, and audit log entries. I executed test runs across test environments, logged defect tickets with exact reproduction steps, and verified fixes with developers using deterministic verification gates.</w:t>
       </w:r>
     </w:p>
     <w:p>
@@ -1905,35 +1905,6 @@
         </w:rPr>
       </w:r>
     </w:p>
-    <w:p>
-      <w:pPr>
-        <w:spacing w:before="0" w:after="80"/>
-      </w:pPr>
-      <w:r>
-        <w:rPr>
-          <w:rFonts w:ascii="Calibri" w:hAnsi="Calibri"/>
-          <w:color w:val="28323C"/>
-          <w:sz w:val="19"/>
-        </w:rPr>
-        <w:t xml:space="preserve">8. </w:t>
-      </w:r>
-      <w:r>
-        <w:rPr>
-          <w:rFonts w:ascii="Calibri" w:hAnsi="Calibri"/>
-          <w:i/>
-          <w:color w:val="28323C"/>
-          <w:sz w:val="19"/>
-        </w:rPr>
-        <w:t>"How does Maximus support continuous learning and professional development for analysts working on evolving government and Medicaid health technologies?"</w:t>
-      </w:r>
-      <w:r>
-        <w:rPr>
-          <w:rFonts w:ascii="Calibri" w:hAnsi="Calibri"/>
-          <w:color w:val="28323C"/>
-          <w:sz w:val="19"/>
-        </w:rPr>
-      </w:r>
-    </w:p>
     <w:sectPr>
       <w:pgSz w:w="12240" w:h="15840"/>
       <w:pgMar w:top="1008" w:right="1152" w:bottom="1008" w:left="1152" w:header="720" w:footer="720" w:gutter="0"/>
